--- a/docs/AICoding原则.docx
+++ b/docs/AICoding原则.docx
@@ -292,6 +292,8 @@
         </w:rPr>
         <w:t>付费用Qoder——优势在于专家团和交互用户体验</w:t>
       </w:r>
+      <w:bookmarkStart w:id="0" w:name="_GoBack"/>
+      <w:bookmarkEnd w:id="0"/>
     </w:p>
     <w:p>
       <w:pPr>
@@ -308,22 +310,6 @@
           <w:lang w:val="en-US" w:eastAsia="zh-CN"/>
         </w:rPr>
         <w:t>免费用Trae+claude code——优势在于性价比之王</w:t>
-      </w:r>
-    </w:p>
-    <w:p>
-      <w:pPr>
-        <w:bidi w:val="0"/>
-        <w:rPr>
-          <w:rFonts w:hint="default"/>
-          <w:lang w:val="en-US" w:eastAsia="zh-CN"/>
-        </w:rPr>
-      </w:pPr>
-      <w:r>
-        <w:rPr>
-          <w:rFonts w:hint="eastAsia"/>
-          <w:lang w:val="en-US" w:eastAsia="zh-CN"/>
-        </w:rPr>
-        <w:t>方案：付费用Qoder:专家团，搭配各种skill和rules作为长期的工作环境。</w:t>
       </w:r>
     </w:p>
     <w:p>
@@ -1011,8 +997,6 @@
         </w:rPr>
         <w:t>当涉及到需求文档时，可能待人类决策的问题带着最易实现的方案提问。</w:t>
       </w:r>
-      <w:bookmarkStart w:id="0" w:name="_GoBack"/>
-      <w:bookmarkEnd w:id="0"/>
     </w:p>
     <w:p>
       <w:pPr>

--- a/docs/AICoding原则.docx
+++ b/docs/AICoding原则.docx
@@ -292,8 +292,6 @@
         </w:rPr>
         <w:t>付费用Qoder——优势在于专家团和交互用户体验</w:t>
       </w:r>
-      <w:bookmarkStart w:id="0" w:name="_GoBack"/>
-      <w:bookmarkEnd w:id="0"/>
     </w:p>
     <w:p>
       <w:pPr>
@@ -865,6 +863,8 @@
         </w:rPr>
         <w:t>如果是每队里面4个agent:做文档，分为网络查询师，指定附件或知识库总结分析师，撰写检查师。共计3*4+2=14个agent</w:t>
       </w:r>
+      <w:bookmarkStart w:id="0" w:name="_GoBack"/>
+      <w:bookmarkEnd w:id="0"/>
     </w:p>
     <w:p>
       <w:pPr>
